--- a/characters/path_rewards/warrior_of_breathing_v3.docx
+++ b/characters/path_rewards/warrior_of_breathing_v3.docx
@@ -2225,6 +2225,52 @@
     </w:p>
     <w:p>
       <w:pPr>
+        <w:spacing w:after="0" w:before="0"/>
+      </w:pPr>
+      <w:r>
+        <w:drawing>
+          <wp:anchor xmlns:a="http://schemas.openxmlformats.org/drawingml/2006/main" behindDoc="0" distT="91440" distB="100584" distL="201600" distR="201600" simplePos="0" locked="0" layoutInCell="1" allowOverlap="0" relativeHeight="2">
+            <wp:simplePos x="0" y="0"/>
+            <wp:positionH relativeFrom="column">
+              <wp:align>right</wp:align>
+            </wp:positionH>
+            <wp:positionV relativeFrom="paragraph">
+              <wp:posOffset>0</wp:posOffset>
+            </wp:positionV>
+            <wp:extent cx="2194560" cy="2194560"/>
+            <wp:effectExtent l="0" t="0" r="0" b="0"/>
+            <wp:wrapSquare wrapText="bothSides"/>
+            <wp:docPr id="7" name="Picture 7"/>
+            <wp:cNvGraphicFramePr/>
+            <a:graphic xmlns:pic="http://schemas.openxmlformats.org/drawingml/2006/picture">
+              <a:graphicData uri="http://schemas.openxmlformats.org/drawingml/2006/picture">
+                <pic:pic>
+                  <pic:nvPicPr>
+                    <pic:cNvPr id="0" name="image.jpg"/>
+                    <pic:cNvPicPr/>
+                  </pic:nvPicPr>
+                  <pic:blipFill>
+                    <a:blip r:embed="rId16"/>
+                    <a:stretch>
+                      <a:fillRect/>
+                    </a:stretch>
+                  </pic:blipFill>
+                  <pic:spPr>
+                    <a:xfrm>
+                      <a:off x="0" y="0"/>
+                      <a:ext cx="2194560" cy="2194560"/>
+                    </a:xfrm>
+                    <a:prstGeom prst="rect"/>
+                  </pic:spPr>
+                </pic:pic>
+              </a:graphicData>
+            </a:graphic>
+          </wp:anchor>
+        </w:drawing>
+      </w:r>
+    </w:p>
+    <w:p>
+      <w:pPr>
         <w:spacing w:after="80"/>
       </w:pPr>
       <w:r>

--- a/characters/path_rewards/warrior_of_breathing_v3.docx
+++ b/characters/path_rewards/warrior_of_breathing_v3.docx
@@ -962,95 +962,6 @@
     <w:p>
       <w:pPr>
         <w:keepNext/>
-        <w:pBdr>
-          <w:top w:val="double" w:sz="12" w:space="4" w:color="1F7A78"/>
-          <w:left w:val="double" w:sz="12" w:space="10" w:color="1F7A78"/>
-          <w:right w:val="double" w:sz="12" w:space="10" w:color="1F7A78"/>
-        </w:pBdr>
-        <w:shd w:val="clear" w:color="auto" w:fill="EAF4F3"/>
-        <w:spacing w:before="280" w:after="60"/>
-        <w:ind w:left="400" w:right="400"/>
-        <w:jc w:val="center"/>
-      </w:pPr>
-      <w:r>
-        <w:rPr>
-          <w:rFonts w:ascii="Georgia" w:hAnsi="Georgia" w:cs="Georgia"/>
-          <w:b/>
-          <w:color w:val="1F7A78"/>
-          <w:sz w:val="27"/>
-        </w:rPr>
-        <w:t>✦  At Level 7, Beast Breathing Has  ✦</w:t>
-      </w:r>
-    </w:p>
-    <w:p>
-      <w:pPr>
-        <w:keepNext/>
-        <w:keepLines/>
-        <w:pBdr>
-          <w:left w:val="double" w:sz="12" w:space="10" w:color="1F7A78"/>
-          <w:right w:val="double" w:sz="12" w:space="10" w:color="1F7A78"/>
-        </w:pBdr>
-        <w:shd w:val="clear" w:color="auto" w:fill="EAF4F3"/>
-        <w:spacing w:before="0" w:after="0"/>
-        <w:ind w:left="400" w:right="400"/>
-      </w:pPr>
-      <w:r>
-        <w:rPr>
-          <w:rFonts w:ascii="Georgia" w:hAnsi="Georgia" w:cs="Georgia"/>
-          <w:b/>
-          <w:i w:val="0"/>
-          <w:color w:val="222222"/>
-          <w:sz w:val="21"/>
-        </w:rPr>
-        <w:t>Live now:</w:t>
-      </w:r>
-      <w:r>
-        <w:rPr>
-          <w:rFonts w:ascii="Georgia" w:hAnsi="Georgia" w:cs="Georgia"/>
-          <w:b w:val="0"/>
-          <w:i w:val="0"/>
-          <w:color w:val="222222"/>
-          <w:sz w:val="21"/>
-        </w:rPr>
-        <w:t xml:space="preserve"> the full Level 3 stance (the katana as a Monk weapon, Beast Sense, Igniting the Breath for +2 Force on every hit, and Beast's Vigor) plus First Form: Devour (3d8 + Dex, with 15 feet of free movement).</w:t>
-      </w:r>
-    </w:p>
-    <w:p>
-      <w:pPr>
-        <w:keepLines/>
-        <w:pBdr>
-          <w:bottom w:val="double" w:sz="12" w:space="4" w:color="1F7A78"/>
-          <w:left w:val="double" w:sz="12" w:space="10" w:color="1F7A78"/>
-          <w:right w:val="double" w:sz="12" w:space="10" w:color="1F7A78"/>
-        </w:pBdr>
-        <w:shd w:val="clear" w:color="auto" w:fill="EAF4F3"/>
-        <w:spacing w:before="0" w:after="280"/>
-        <w:ind w:left="400" w:right="400"/>
-      </w:pPr>
-      <w:r>
-        <w:rPr>
-          <w:rFonts w:ascii="Georgia" w:hAnsi="Georgia" w:cs="Georgia"/>
-          <w:b/>
-          <w:i w:val="0"/>
-          <w:color w:val="222222"/>
-          <w:sz w:val="21"/>
-        </w:rPr>
-        <w:t>Not yet:</w:t>
-      </w:r>
-      <w:r>
-        <w:rPr>
-          <w:rFonts w:ascii="Georgia" w:hAnsi="Georgia" w:cs="Georgia"/>
-          <w:b w:val="0"/>
-          <w:i w:val="0"/>
-          <w:color w:val="222222"/>
-          <w:sz w:val="21"/>
-        </w:rPr>
-        <w:t xml:space="preserve"> Advanced Beast Breathing and Sharpened Fang arrive at Level 11, and Third Form: Apex Predator at Level 17. They wait further down the road.</w:t>
-      </w:r>
-    </w:p>
-    <w:p>
-      <w:pPr>
-        <w:keepNext/>
         <w:spacing w:before="220" w:after="60"/>
       </w:pPr>
       <w:r>
@@ -1547,95 +1458,6 @@
     <w:p>
       <w:pPr>
         <w:keepNext/>
-        <w:pBdr>
-          <w:top w:val="double" w:sz="12" w:space="4" w:color="1F7A78"/>
-          <w:left w:val="double" w:sz="12" w:space="10" w:color="1F7A78"/>
-          <w:right w:val="double" w:sz="12" w:space="10" w:color="1F7A78"/>
-        </w:pBdr>
-        <w:shd w:val="clear" w:color="auto" w:fill="EAF4F3"/>
-        <w:spacing w:before="280" w:after="60"/>
-        <w:ind w:left="400" w:right="400"/>
-        <w:jc w:val="center"/>
-      </w:pPr>
-      <w:r>
-        <w:rPr>
-          <w:rFonts w:ascii="Georgia" w:hAnsi="Georgia" w:cs="Georgia"/>
-          <w:b/>
-          <w:color w:val="1F7A78"/>
-          <w:sz w:val="27"/>
-        </w:rPr>
-        <w:t>✦  At Level 7, Water Breathing Has  ✦</w:t>
-      </w:r>
-    </w:p>
-    <w:p>
-      <w:pPr>
-        <w:keepNext/>
-        <w:keepLines/>
-        <w:pBdr>
-          <w:left w:val="double" w:sz="12" w:space="10" w:color="1F7A78"/>
-          <w:right w:val="double" w:sz="12" w:space="10" w:color="1F7A78"/>
-        </w:pBdr>
-        <w:shd w:val="clear" w:color="auto" w:fill="EAF4F3"/>
-        <w:spacing w:before="0" w:after="0"/>
-        <w:ind w:left="400" w:right="400"/>
-      </w:pPr>
-      <w:r>
-        <w:rPr>
-          <w:rFonts w:ascii="Georgia" w:hAnsi="Georgia" w:cs="Georgia"/>
-          <w:b/>
-          <w:i w:val="0"/>
-          <w:color w:val="222222"/>
-          <w:sz w:val="21"/>
-        </w:rPr>
-        <w:t>Live now:</w:t>
-      </w:r>
-      <w:r>
-        <w:rPr>
-          <w:rFonts w:ascii="Georgia" w:hAnsi="Georgia" w:cs="Georgia"/>
-          <w:b w:val="0"/>
-          <w:i w:val="0"/>
-          <w:color w:val="222222"/>
-          <w:sz w:val="21"/>
-        </w:rPr>
-        <w:t xml:space="preserve"> the full Level 3 stance (the katana as a Monk weapon, Igniting the Breath for +2 Cold on every hit, and Flowing Guard) plus First Form: Flowing Strike (3d8 + Dex with a tripping save, DC 13) and Healing Spring, First Water (2d8 + Wis, once per Short Rest).</w:t>
-      </w:r>
-    </w:p>
-    <w:p>
-      <w:pPr>
-        <w:keepLines/>
-        <w:pBdr>
-          <w:bottom w:val="double" w:sz="12" w:space="4" w:color="1F7A78"/>
-          <w:left w:val="double" w:sz="12" w:space="10" w:color="1F7A78"/>
-          <w:right w:val="double" w:sz="12" w:space="10" w:color="1F7A78"/>
-        </w:pBdr>
-        <w:shd w:val="clear" w:color="auto" w:fill="EAF4F3"/>
-        <w:spacing w:before="0" w:after="280"/>
-        <w:ind w:left="400" w:right="400"/>
-      </w:pPr>
-      <w:r>
-        <w:rPr>
-          <w:rFonts w:ascii="Georgia" w:hAnsi="Georgia" w:cs="Georgia"/>
-          <w:b/>
-          <w:i w:val="0"/>
-          <w:color w:val="222222"/>
-          <w:sz w:val="21"/>
-        </w:rPr>
-        <w:t>Not yet:</w:t>
-      </w:r>
-      <w:r>
-        <w:rPr>
-          <w:rFonts w:ascii="Georgia" w:hAnsi="Georgia" w:cs="Georgia"/>
-          <w:b w:val="0"/>
-          <w:i w:val="0"/>
-          <w:color w:val="222222"/>
-          <w:sz w:val="21"/>
-        </w:rPr>
-        <w:t xml:space="preserve"> the full Healing Spring (4d8 + Wis), Advanced Water Breathing, and Sharpened Flow arrive at Level 11; Third Form: Tidal Crash at Level 17.</w:t>
-      </w:r>
-    </w:p>
-    <w:p>
-      <w:pPr>
-        <w:keepNext/>
         <w:spacing w:before="220" w:after="60"/>
       </w:pPr>
       <w:r>
@@ -2122,95 +1944,6 @@
     <w:p>
       <w:pPr>
         <w:keepNext/>
-        <w:pBdr>
-          <w:top w:val="double" w:sz="12" w:space="4" w:color="1F7A78"/>
-          <w:left w:val="double" w:sz="12" w:space="10" w:color="1F7A78"/>
-          <w:right w:val="double" w:sz="12" w:space="10" w:color="1F7A78"/>
-        </w:pBdr>
-        <w:shd w:val="clear" w:color="auto" w:fill="EAF4F3"/>
-        <w:spacing w:before="280" w:after="60"/>
-        <w:ind w:left="400" w:right="400"/>
-        <w:jc w:val="center"/>
-      </w:pPr>
-      <w:r>
-        <w:rPr>
-          <w:rFonts w:ascii="Georgia" w:hAnsi="Georgia" w:cs="Georgia"/>
-          <w:b/>
-          <w:color w:val="1F7A78"/>
-          <w:sz w:val="27"/>
-        </w:rPr>
-        <w:t>✦  At Level 7, Shadow Breathing Has  ✦</w:t>
-      </w:r>
-    </w:p>
-    <w:p>
-      <w:pPr>
-        <w:keepNext/>
-        <w:keepLines/>
-        <w:pBdr>
-          <w:left w:val="double" w:sz="12" w:space="10" w:color="1F7A78"/>
-          <w:right w:val="double" w:sz="12" w:space="10" w:color="1F7A78"/>
-        </w:pBdr>
-        <w:shd w:val="clear" w:color="auto" w:fill="EAF4F3"/>
-        <w:spacing w:before="0" w:after="0"/>
-        <w:ind w:left="400" w:right="400"/>
-      </w:pPr>
-      <w:r>
-        <w:rPr>
-          <w:rFonts w:ascii="Georgia" w:hAnsi="Georgia" w:cs="Georgia"/>
-          <w:b/>
-          <w:i w:val="0"/>
-          <w:color w:val="222222"/>
-          <w:sz w:val="21"/>
-        </w:rPr>
-        <w:t>Live now:</w:t>
-      </w:r>
-      <w:r>
-        <w:rPr>
-          <w:rFonts w:ascii="Georgia" w:hAnsi="Georgia" w:cs="Georgia"/>
-          <w:b w:val="0"/>
-          <w:i w:val="0"/>
-          <w:color w:val="222222"/>
-          <w:sz w:val="21"/>
-        </w:rPr>
-        <w:t xml:space="preserve"> the full Level 3 stance (the katana as a Monk weapon, Eyes of the Idol, Igniting the Breath for +2 Necrotic on every hit, and One With the Gloom) plus First Form: Umbral Slash (3d8 + Dex from inside a pocket of Darkness only Stabby sees through).</w:t>
-      </w:r>
-    </w:p>
-    <w:p>
-      <w:pPr>
-        <w:keepLines/>
-        <w:pBdr>
-          <w:bottom w:val="double" w:sz="12" w:space="4" w:color="1F7A78"/>
-          <w:left w:val="double" w:sz="12" w:space="10" w:color="1F7A78"/>
-          <w:right w:val="double" w:sz="12" w:space="10" w:color="1F7A78"/>
-        </w:pBdr>
-        <w:shd w:val="clear" w:color="auto" w:fill="EAF4F3"/>
-        <w:spacing w:before="0" w:after="280"/>
-        <w:ind w:left="400" w:right="400"/>
-      </w:pPr>
-      <w:r>
-        <w:rPr>
-          <w:rFonts w:ascii="Georgia" w:hAnsi="Georgia" w:cs="Georgia"/>
-          <w:b/>
-          <w:i w:val="0"/>
-          <w:color w:val="222222"/>
-          <w:sz w:val="21"/>
-        </w:rPr>
-        <w:t>Not yet:</w:t>
-      </w:r>
-      <w:r>
-        <w:rPr>
-          <w:rFonts w:ascii="Georgia" w:hAnsi="Georgia" w:cs="Georgia"/>
-          <w:b w:val="0"/>
-          <w:i w:val="0"/>
-          <w:color w:val="222222"/>
-          <w:sz w:val="21"/>
-        </w:rPr>
-        <w:t xml:space="preserve"> Advanced Shadow Breathing and Sharpened Gloom arrive at Level 11, and Third Form: Eclipse at Level 17. The deeper dark is still ahead.</w:t>
-      </w:r>
-    </w:p>
-    <w:p>
-      <w:pPr>
-        <w:keepNext/>
         <w:spacing w:before="220" w:after="60"/>
       </w:pPr>
       <w:r>

--- a/characters/path_rewards/warrior_of_breathing_v3.docx
+++ b/characters/path_rewards/warrior_of_breathing_v3.docx
@@ -1970,7 +1970,7 @@
             <wp:positionV relativeFrom="paragraph">
               <wp:posOffset>0</wp:posOffset>
             </wp:positionV>
-            <wp:extent cx="2194560" cy="2194560"/>
+            <wp:extent cx="1737360" cy="1737360"/>
             <wp:effectExtent l="0" t="0" r="0" b="0"/>
             <wp:wrapSquare wrapText="bothSides"/>
             <wp:docPr id="7" name="Picture 7"/>
@@ -1991,7 +1991,7 @@
                   <pic:spPr>
                     <a:xfrm>
                       <a:off x="0" y="0"/>
-                      <a:ext cx="2194560" cy="2194560"/>
+                      <a:ext cx="1737360" cy="1737360"/>
                     </a:xfrm>
                     <a:prstGeom prst="rect"/>
                   </pic:spPr>
@@ -2194,7 +2194,7 @@
           <w:color w:val="222222"/>
           <w:sz w:val="18"/>
         </w:rPr>
-        <w:t>The katana is especially dangerous to creatures twisted by darkness, undeath, or planar corruption. It leaves wounds that glow faintly like banked embers, revealing that the creature has been marked by cleansing sunlight. The blade wounds the corruption, not the creature beneath. When a corrupted guardian falls to it, what breaks is the darkness.</w:t>
+        <w:t>The blade wounds the corruption, not the creature beneath; when a corrupted guardian falls to it, what breaks is the darkness.</w:t>
       </w:r>
     </w:p>
     <w:p>
@@ -2269,7 +2269,7 @@
           <w:color w:val="222222"/>
           <w:sz w:val="21"/>
         </w:rPr>
-        <w:t xml:space="preserve"> Old hunters claim a Nichirin blade can never be truly stolen: carried by the wrong hand, the steel stays cold and dull and will not take an edge. Whether that is true, or simply a story told to keep thieves honest, no one in living memory has dared find out.</w:t>
+        <w:t xml:space="preserve"> Old hunters claim a Nichirin blade can never be truly stolen: carried by the wrong hand, the steel stays cold and dull and will not take an edge. No one in living memory has dared find out.</w:t>
       </w:r>
     </w:p>
     <w:p>
@@ -2299,7 +2299,7 @@
           <w:color w:val="222222"/>
           <w:sz w:val="21"/>
         </w:rPr>
-        <w:t>When Stabby takes up a breathing form at Level 7, the Kensei's tricks retire with his old teacher's lessons. He loses Kensei's Shot (the bow's Bonus Action +1d4) and Agile Parry (his +2 AC after blade-and-fist turns), and the Repeating Longbow becomes simply a very good bow, no longer a Monk weapon. In exchange he gains a stance he can ignite every single fight, a First Form that turns his Bonus Action into a 3d8 + 5 strike with 15 feet of free movement, form gifts that work all day, and a road that grows with him to Level 17. He is trading a parry for a predator's gait, and he gains far more than he gives up. (And Candyfang, outshone by the Nichirin blade, needn't vanish: an heirloom at his belt, or one day, a gift worthy of a Bloodfang.)</w:t>
+        <w:t>When Stabby takes up a breathing form at Level 7, the Kensei's tricks retire with his old teacher's lessons: Kensei's Shot and Agile Parry go, and the Repeating Longbow becomes simply a very good bow. In exchange he gains a stance he can ignite every single fight, a First Form that turns his Bonus Action into a 3d8 + 5 strike with 15 feet of free movement, and a road that grows with him to Level 17. He is trading a parry for a predator's gait. (And Candyfang remains: an heirloom at his belt, or one day a gift worthy of a Bloodfang.)</w:t>
       </w:r>
     </w:p>
     <w:sectPr>

--- a/characters/path_rewards/warrior_of_breathing_v3.docx
+++ b/characters/path_rewards/warrior_of_breathing_v3.docx
@@ -394,6 +394,62 @@
     <w:p>
       <w:pPr>
         <w:keepNext/>
+        <w:spacing w:before="120" w:after="40"/>
+        <w:jc w:val="center"/>
+      </w:pPr>
+      <w:r>
+        <w:drawing>
+          <wp:inline xmlns:a="http://schemas.openxmlformats.org/drawingml/2006/main" xmlns:pic="http://schemas.openxmlformats.org/drawingml/2006/picture">
+            <wp:extent cx="5303520" cy="3531260"/>
+            <wp:docPr id="4" name="Picture 4"/>
+            <wp:cNvGraphicFramePr>
+              <a:graphicFrameLocks noChangeAspect="1"/>
+            </wp:cNvGraphicFramePr>
+            <a:graphic>
+              <a:graphicData uri="http://schemas.openxmlformats.org/drawingml/2006/picture">
+                <pic:pic>
+                  <pic:nvPicPr>
+                    <pic:cNvPr id="0" name="image.jpg"/>
+                    <pic:cNvPicPr/>
+                  </pic:nvPicPr>
+                  <pic:blipFill>
+                    <a:blip r:embed="rId13"/>
+                    <a:stretch>
+                      <a:fillRect/>
+                    </a:stretch>
+                  </pic:blipFill>
+                  <pic:spPr>
+                    <a:xfrm>
+                      <a:off x="0" y="0"/>
+                      <a:ext cx="5303520" cy="3531260"/>
+                    </a:xfrm>
+                    <a:prstGeom prst="rect"/>
+                  </pic:spPr>
+                </pic:pic>
+              </a:graphicData>
+            </a:graphic>
+          </wp:inline>
+        </w:drawing>
+      </w:r>
+    </w:p>
+    <w:p>
+      <w:pPr>
+        <w:spacing w:after="140"/>
+        <w:jc w:val="center"/>
+      </w:pPr>
+      <w:r>
+        <w:rPr>
+          <w:rFonts w:ascii="Georgia" w:hAnsi="Georgia" w:cs="Georgia"/>
+          <w:i/>
+          <w:color w:val="888888"/>
+          <w:sz w:val="18"/>
+        </w:rPr>
+        <w:t>The parting at Gearhaven's gates: three friends, three roads, one year.</w:t>
+      </w:r>
+    </w:p>
+    <w:p>
+      <w:pPr>
+        <w:keepNext/>
         <w:pageBreakBefore/>
         <w:spacing w:before="400" w:after="120"/>
         <w:pBdr>
@@ -552,10 +608,10 @@
             <wp:positionV relativeFrom="paragraph">
               <wp:posOffset>0</wp:posOffset>
             </wp:positionV>
-            <wp:extent cx="2194560" cy="2194560"/>
+            <wp:extent cx="2743200" cy="2743200"/>
             <wp:effectExtent l="0" t="0" r="0" b="0"/>
             <wp:wrapSquare wrapText="bothSides"/>
-            <wp:docPr id="4" name="Picture 4"/>
+            <wp:docPr id="5" name="Picture 5"/>
             <wp:cNvGraphicFramePr/>
             <a:graphic xmlns:pic="http://schemas.openxmlformats.org/drawingml/2006/picture">
               <a:graphicData uri="http://schemas.openxmlformats.org/drawingml/2006/picture">
@@ -565,7 +621,7 @@
                     <pic:cNvPicPr/>
                   </pic:nvPicPr>
                   <pic:blipFill>
-                    <a:blip r:embed="rId13"/>
+                    <a:blip r:embed="rId14"/>
                     <a:stretch>
                       <a:fillRect/>
                     </a:stretch>
@@ -573,7 +629,7 @@
                   <pic:spPr>
                     <a:xfrm>
                       <a:off x="0" y="0"/>
-                      <a:ext cx="2194560" cy="2194560"/>
+                      <a:ext cx="2743200" cy="2743200"/>
                     </a:xfrm>
                     <a:prstGeom prst="rect"/>
                   </pic:spPr>
@@ -1018,10 +1074,10 @@
             <wp:positionV relativeFrom="paragraph">
               <wp:posOffset>0</wp:posOffset>
             </wp:positionV>
-            <wp:extent cx="2194560" cy="2194560"/>
+            <wp:extent cx="2743200" cy="2743200"/>
             <wp:effectExtent l="0" t="0" r="0" b="0"/>
             <wp:wrapSquare wrapText="bothSides"/>
-            <wp:docPr id="5" name="Picture 5"/>
+            <wp:docPr id="6" name="Picture 6"/>
             <wp:cNvGraphicFramePr/>
             <a:graphic xmlns:pic="http://schemas.openxmlformats.org/drawingml/2006/picture">
               <a:graphicData uri="http://schemas.openxmlformats.org/drawingml/2006/picture">
@@ -1031,7 +1087,7 @@
                     <pic:cNvPicPr/>
                   </pic:nvPicPr>
                   <pic:blipFill>
-                    <a:blip r:embed="rId14"/>
+                    <a:blip r:embed="rId15"/>
                     <a:stretch>
                       <a:fillRect/>
                     </a:stretch>
@@ -1039,7 +1095,7 @@
                   <pic:spPr>
                     <a:xfrm>
                       <a:off x="0" y="0"/>
-                      <a:ext cx="2194560" cy="2194560"/>
+                      <a:ext cx="2743200" cy="2743200"/>
                     </a:xfrm>
                     <a:prstGeom prst="rect"/>
                   </pic:spPr>
@@ -1514,10 +1570,10 @@
             <wp:positionV relativeFrom="paragraph">
               <wp:posOffset>0</wp:posOffset>
             </wp:positionV>
-            <wp:extent cx="2194560" cy="2194560"/>
+            <wp:extent cx="2743200" cy="2743200"/>
             <wp:effectExtent l="0" t="0" r="0" b="0"/>
             <wp:wrapSquare wrapText="bothSides"/>
-            <wp:docPr id="6" name="Picture 6"/>
+            <wp:docPr id="7" name="Picture 7"/>
             <wp:cNvGraphicFramePr/>
             <a:graphic xmlns:pic="http://schemas.openxmlformats.org/drawingml/2006/picture">
               <a:graphicData uri="http://schemas.openxmlformats.org/drawingml/2006/picture">
@@ -1527,7 +1583,7 @@
                     <pic:cNvPicPr/>
                   </pic:nvPicPr>
                   <pic:blipFill>
-                    <a:blip r:embed="rId15"/>
+                    <a:blip r:embed="rId16"/>
                     <a:stretch>
                       <a:fillRect/>
                     </a:stretch>
@@ -1535,7 +1591,7 @@
                   <pic:spPr>
                     <a:xfrm>
                       <a:off x="0" y="0"/>
-                      <a:ext cx="2194560" cy="2194560"/>
+                      <a:ext cx="2743200" cy="2743200"/>
                     </a:xfrm>
                     <a:prstGeom prst="rect"/>
                   </pic:spPr>
@@ -1958,52 +2014,6 @@
     </w:p>
     <w:p>
       <w:pPr>
-        <w:spacing w:after="0" w:before="0"/>
-      </w:pPr>
-      <w:r>
-        <w:drawing>
-          <wp:anchor xmlns:a="http://schemas.openxmlformats.org/drawingml/2006/main" behindDoc="0" distT="91440" distB="100584" distL="201600" distR="201600" simplePos="0" locked="0" layoutInCell="1" allowOverlap="0" relativeHeight="2">
-            <wp:simplePos x="0" y="0"/>
-            <wp:positionH relativeFrom="column">
-              <wp:align>right</wp:align>
-            </wp:positionH>
-            <wp:positionV relativeFrom="paragraph">
-              <wp:posOffset>0</wp:posOffset>
-            </wp:positionV>
-            <wp:extent cx="1737360" cy="1737360"/>
-            <wp:effectExtent l="0" t="0" r="0" b="0"/>
-            <wp:wrapSquare wrapText="bothSides"/>
-            <wp:docPr id="7" name="Picture 7"/>
-            <wp:cNvGraphicFramePr/>
-            <a:graphic xmlns:pic="http://schemas.openxmlformats.org/drawingml/2006/picture">
-              <a:graphicData uri="http://schemas.openxmlformats.org/drawingml/2006/picture">
-                <pic:pic>
-                  <pic:nvPicPr>
-                    <pic:cNvPr id="0" name="image.jpg"/>
-                    <pic:cNvPicPr/>
-                  </pic:nvPicPr>
-                  <pic:blipFill>
-                    <a:blip r:embed="rId16"/>
-                    <a:stretch>
-                      <a:fillRect/>
-                    </a:stretch>
-                  </pic:blipFill>
-                  <pic:spPr>
-                    <a:xfrm>
-                      <a:off x="0" y="0"/>
-                      <a:ext cx="1737360" cy="1737360"/>
-                    </a:xfrm>
-                    <a:prstGeom prst="rect"/>
-                  </pic:spPr>
-                </pic:pic>
-              </a:graphicData>
-            </a:graphic>
-          </wp:anchor>
-        </w:drawing>
-      </w:r>
-    </w:p>
-    <w:p>
-      <w:pPr>
         <w:spacing w:after="80"/>
       </w:pPr>
       <w:r>
@@ -2195,6 +2205,62 @@
           <w:sz w:val="18"/>
         </w:rPr>
         <w:t>The blade wounds the corruption, not the creature beneath; when a corrupted guardian falls to it, what breaks is the darkness.</w:t>
+      </w:r>
+    </w:p>
+    <w:p>
+      <w:pPr>
+        <w:keepNext/>
+        <w:spacing w:before="120" w:after="40"/>
+        <w:jc w:val="center"/>
+      </w:pPr>
+      <w:r>
+        <w:drawing>
+          <wp:inline xmlns:a="http://schemas.openxmlformats.org/drawingml/2006/main" xmlns:pic="http://schemas.openxmlformats.org/drawingml/2006/picture">
+            <wp:extent cx="5120640" cy="3410426"/>
+            <wp:docPr id="8" name="Picture 8"/>
+            <wp:cNvGraphicFramePr>
+              <a:graphicFrameLocks noChangeAspect="1"/>
+            </wp:cNvGraphicFramePr>
+            <a:graphic>
+              <a:graphicData uri="http://schemas.openxmlformats.org/drawingml/2006/picture">
+                <pic:pic>
+                  <pic:nvPicPr>
+                    <pic:cNvPr id="0" name="image.jpg"/>
+                    <pic:cNvPicPr/>
+                  </pic:nvPicPr>
+                  <pic:blipFill>
+                    <a:blip r:embed="rId17"/>
+                    <a:stretch>
+                      <a:fillRect/>
+                    </a:stretch>
+                  </pic:blipFill>
+                  <pic:spPr>
+                    <a:xfrm>
+                      <a:off x="0" y="0"/>
+                      <a:ext cx="5120640" cy="3410426"/>
+                    </a:xfrm>
+                    <a:prstGeom prst="rect"/>
+                  </pic:spPr>
+                </pic:pic>
+              </a:graphicData>
+            </a:graphic>
+          </wp:inline>
+        </w:drawing>
+      </w:r>
+    </w:p>
+    <w:p>
+      <w:pPr>
+        <w:spacing w:after="140"/>
+        <w:jc w:val="center"/>
+      </w:pPr>
+      <w:r>
+        <w:rPr>
+          <w:rFonts w:ascii="Georgia" w:hAnsi="Georgia" w:cs="Georgia"/>
+          <w:i/>
+          <w:color w:val="888888"/>
+          <w:sz w:val="18"/>
+        </w:rPr>
+        <w:t>The Nichirin Katana: dark steel waiting for dawnlight.</w:t>
       </w:r>
     </w:p>
     <w:p>

--- a/characters/path_rewards/warrior_of_breathing_v3.docx
+++ b/characters/path_rewards/warrior_of_breathing_v3.docx
@@ -73,378 +73,6 @@
           <w:sz w:val="19"/>
         </w:rPr>
         <w:t>A player handout for The Guardians of Elaria. Choose your door with open eyes.</w:t>
-      </w:r>
-    </w:p>
-    <w:p>
-      <w:pPr>
-        <w:keepNext/>
-        <w:spacing w:before="400" w:after="120"/>
-        <w:pBdr>
-          <w:bottom w:val="single" w:sz="6" w:space="4" w:color="B8860B"/>
-        </w:pBdr>
-      </w:pPr>
-      <w:r>
-        <w:rPr>
-          <w:rFonts w:ascii="Georgia" w:hAnsi="Georgia" w:cs="Georgia"/>
-          <w:b/>
-          <w:color w:val="B8860B"/>
-          <w:sz w:val="32"/>
-        </w:rPr>
-        <w:t>The Three Doors</w:t>
-      </w:r>
-    </w:p>
-    <w:p>
-      <w:pPr>
-        <w:pBdr>
-          <w:left w:val="single" w:sz="18" w:space="12" w:color="B8860B"/>
-        </w:pBdr>
-        <w:shd w:val="clear" w:color="auto" w:fill="FBF6EA"/>
-        <w:spacing w:before="30" w:after="70"/>
-        <w:ind w:left="340" w:right="340"/>
-      </w:pPr>
-      <w:r>
-        <w:rPr>
-          <w:rFonts w:ascii="Georgia" w:hAnsi="Georgia" w:cs="Georgia"/>
-          <w:b w:val="0"/>
-          <w:i w:val="0"/>
-          <w:color w:val="222222"/>
-          <w:sz w:val="21"/>
-        </w:rPr>
-        <w:t>At the close of the Gearhaven chapter the Guardians parted for a year: a year of workshops and roads and night skies, each hero following their own heart home. Before each of them stand three doors, three ways that year apart might be spent, and behind every door waits a different gift.</w:t>
-      </w:r>
-    </w:p>
-    <w:p>
-      <w:pPr>
-        <w:spacing w:after="80"/>
-      </w:pPr>
-      <w:r>
-        <w:rPr>
-          <w:rFonts w:ascii="Georgia" w:hAnsi="Georgia" w:cs="Georgia"/>
-          <w:b w:val="0"/>
-          <w:i w:val="0"/>
-          <w:color w:val="222222"/>
-          <w:sz w:val="21"/>
-        </w:rPr>
-        <w:t>The chapters that follow set down what waits behind all nine: Stabby's three breathing styles, Ursa's three paths of the stars, and Lilly's three artifacts. Each Guardian will choose exactly one door, and none of the three has chosen yet. When they do, the doors not taken will remain in these pages, roads not walked, ready for other heroes in other tellings.</w:t>
-      </w:r>
-    </w:p>
-    <w:tbl>
-      <w:tblPr>
-        <w:tblW w:type="auto" w:w="0"/>
-        <w:jc w:val="center"/>
-        <w:tblLayout w:type="fixed"/>
-        <w:tblLook w:firstColumn="1" w:firstRow="1" w:lastColumn="0" w:lastRow="0" w:noHBand="0" w:noVBand="1" w:val="04A0"/>
-        <w:tblCellMar>
-          <w:left w:w="0" w:type="dxa"/>
-          <w:right w:w="0" w:type="dxa"/>
-        </w:tblCellMar>
-      </w:tblPr>
-      <w:tblGrid>
-        <w:gridCol w:w="3120"/>
-        <w:gridCol w:w="3120"/>
-        <w:gridCol w:w="3120"/>
-      </w:tblGrid>
-      <w:tr>
-        <w:tc>
-          <w:tcPr>
-            <w:tcW w:type="dxa" w:w="3120"/>
-          </w:tcPr>
-          <w:p>
-            <w:pPr>
-              <w:jc w:val="center"/>
-            </w:pPr>
-            <w:r>
-              <w:drawing>
-                <wp:inline xmlns:a="http://schemas.openxmlformats.org/drawingml/2006/main" xmlns:pic="http://schemas.openxmlformats.org/drawingml/2006/picture">
-                  <wp:extent cx="1783080" cy="1783080"/>
-                  <wp:docPr id="1" name="Picture 1"/>
-                  <wp:cNvGraphicFramePr>
-                    <a:graphicFrameLocks noChangeAspect="1"/>
-                  </wp:cNvGraphicFramePr>
-                  <a:graphic>
-                    <a:graphicData uri="http://schemas.openxmlformats.org/drawingml/2006/picture">
-                      <pic:pic>
-                        <pic:nvPicPr>
-                          <pic:cNvPr id="0" name="image.jpg"/>
-                          <pic:cNvPicPr/>
-                        </pic:nvPicPr>
-                        <pic:blipFill>
-                          <a:blip r:embed="rId10"/>
-                          <a:stretch>
-                            <a:fillRect/>
-                          </a:stretch>
-                        </pic:blipFill>
-                        <pic:spPr>
-                          <a:xfrm>
-                            <a:off x="0" y="0"/>
-                            <a:ext cx="1783080" cy="1783080"/>
-                          </a:xfrm>
-                          <a:prstGeom prst="rect"/>
-                        </pic:spPr>
-                      </pic:pic>
-                    </a:graphicData>
-                  </a:graphic>
-                </wp:inline>
-              </w:drawing>
-            </w:r>
-          </w:p>
-        </w:tc>
-        <w:tc>
-          <w:tcPr>
-            <w:tcW w:type="dxa" w:w="3120"/>
-          </w:tcPr>
-          <w:p>
-            <w:pPr>
-              <w:jc w:val="center"/>
-            </w:pPr>
-            <w:r>
-              <w:drawing>
-                <wp:inline xmlns:a="http://schemas.openxmlformats.org/drawingml/2006/main" xmlns:pic="http://schemas.openxmlformats.org/drawingml/2006/picture">
-                  <wp:extent cx="1783080" cy="1783080"/>
-                  <wp:docPr id="2" name="Picture 2"/>
-                  <wp:cNvGraphicFramePr>
-                    <a:graphicFrameLocks noChangeAspect="1"/>
-                  </wp:cNvGraphicFramePr>
-                  <a:graphic>
-                    <a:graphicData uri="http://schemas.openxmlformats.org/drawingml/2006/picture">
-                      <pic:pic>
-                        <pic:nvPicPr>
-                          <pic:cNvPr id="0" name="image.jpg"/>
-                          <pic:cNvPicPr/>
-                        </pic:nvPicPr>
-                        <pic:blipFill>
-                          <a:blip r:embed="rId11"/>
-                          <a:stretch>
-                            <a:fillRect/>
-                          </a:stretch>
-                        </pic:blipFill>
-                        <pic:spPr>
-                          <a:xfrm>
-                            <a:off x="0" y="0"/>
-                            <a:ext cx="1783080" cy="1783080"/>
-                          </a:xfrm>
-                          <a:prstGeom prst="rect"/>
-                        </pic:spPr>
-                      </pic:pic>
-                    </a:graphicData>
-                  </a:graphic>
-                </wp:inline>
-              </w:drawing>
-            </w:r>
-          </w:p>
-        </w:tc>
-        <w:tc>
-          <w:tcPr>
-            <w:tcW w:type="dxa" w:w="3120"/>
-          </w:tcPr>
-          <w:p>
-            <w:pPr>
-              <w:jc w:val="center"/>
-            </w:pPr>
-            <w:r>
-              <w:drawing>
-                <wp:inline xmlns:a="http://schemas.openxmlformats.org/drawingml/2006/main" xmlns:pic="http://schemas.openxmlformats.org/drawingml/2006/picture">
-                  <wp:extent cx="1783080" cy="1783080"/>
-                  <wp:docPr id="3" name="Picture 3"/>
-                  <wp:cNvGraphicFramePr>
-                    <a:graphicFrameLocks noChangeAspect="1"/>
-                  </wp:cNvGraphicFramePr>
-                  <a:graphic>
-                    <a:graphicData uri="http://schemas.openxmlformats.org/drawingml/2006/picture">
-                      <pic:pic>
-                        <pic:nvPicPr>
-                          <pic:cNvPr id="0" name="image.jpg"/>
-                          <pic:cNvPicPr/>
-                        </pic:nvPicPr>
-                        <pic:blipFill>
-                          <a:blip r:embed="rId12"/>
-                          <a:stretch>
-                            <a:fillRect/>
-                          </a:stretch>
-                        </pic:blipFill>
-                        <pic:spPr>
-                          <a:xfrm>
-                            <a:off x="0" y="0"/>
-                            <a:ext cx="1783080" cy="1783080"/>
-                          </a:xfrm>
-                          <a:prstGeom prst="rect"/>
-                        </pic:spPr>
-                      </pic:pic>
-                    </a:graphicData>
-                  </a:graphic>
-                </wp:inline>
-              </w:drawing>
-            </w:r>
-          </w:p>
-        </w:tc>
-      </w:tr>
-      <w:tr>
-        <w:tc>
-          <w:tcPr>
-            <w:tcW w:type="dxa" w:w="3120"/>
-          </w:tcPr>
-          <w:p>
-            <w:pPr>
-              <w:jc w:val="center"/>
-            </w:pPr>
-            <w:r>
-              <w:rPr>
-                <w:rFonts w:ascii="Georgia" w:hAnsi="Georgia" w:cs="Georgia"/>
-                <w:i/>
-                <w:color w:val="888888"/>
-                <w:sz w:val="18"/>
-              </w:rPr>
-              <w:t>Stabby, before the three breathing styles.</w:t>
-            </w:r>
-          </w:p>
-        </w:tc>
-        <w:tc>
-          <w:tcPr>
-            <w:tcW w:type="dxa" w:w="3120"/>
-          </w:tcPr>
-          <w:p>
-            <w:pPr>
-              <w:jc w:val="center"/>
-            </w:pPr>
-            <w:r>
-              <w:rPr>
-                <w:rFonts w:ascii="Georgia" w:hAnsi="Georgia" w:cs="Georgia"/>
-                <w:i/>
-                <w:color w:val="888888"/>
-                <w:sz w:val="18"/>
-              </w:rPr>
-              <w:t>Ursa, before the three paths of the stars.</w:t>
-            </w:r>
-          </w:p>
-        </w:tc>
-        <w:tc>
-          <w:tcPr>
-            <w:tcW w:type="dxa" w:w="3120"/>
-          </w:tcPr>
-          <w:p>
-            <w:pPr>
-              <w:jc w:val="center"/>
-            </w:pPr>
-            <w:r>
-              <w:rPr>
-                <w:rFonts w:ascii="Georgia" w:hAnsi="Georgia" w:cs="Georgia"/>
-                <w:i/>
-                <w:color w:val="888888"/>
-                <w:sz w:val="18"/>
-              </w:rPr>
-              <w:t>Lilly, before the three artifacts.</w:t>
-            </w:r>
-          </w:p>
-        </w:tc>
-      </w:tr>
-    </w:tbl>
-    <w:p>
-      <w:pPr>
-        <w:spacing w:after="80"/>
-      </w:pPr>
-    </w:p>
-    <w:p>
-      <w:pPr>
-        <w:keepNext/>
-        <w:spacing w:before="200" w:after="20"/>
-        <w:ind w:left="500" w:right="500"/>
-        <w:pBdr>
-          <w:top w:val="double" w:sz="6" w:space="4" w:color="1F4D78"/>
-        </w:pBdr>
-      </w:pPr>
-      <w:r>
-        <w:rPr>
-          <w:rFonts w:ascii="Georgia" w:hAnsi="Georgia" w:cs="Georgia"/>
-          <w:b/>
-          <w:color w:val="1F4D78"/>
-          <w:sz w:val="16"/>
-        </w:rPr>
-        <w:t xml:space="preserve">✦ LORE OF ELARIA ✦  </w:t>
-      </w:r>
-      <w:r>
-        <w:rPr>
-          <w:rFonts w:ascii="Georgia" w:hAnsi="Georgia" w:cs="Georgia"/>
-          <w:b/>
-          <w:color w:val="1F4D78"/>
-          <w:sz w:val="19"/>
-        </w:rPr>
-        <w:t>The Roads Not Taken</w:t>
-      </w:r>
-    </w:p>
-    <w:p>
-      <w:pPr>
-        <w:keepLines/>
-        <w:spacing w:before="20" w:after="200"/>
-        <w:ind w:left="500" w:right="500"/>
-        <w:pBdr>
-          <w:bottom w:val="double" w:sz="6" w:space="4" w:color="1F4D78"/>
-        </w:pBdr>
-      </w:pPr>
-      <w:r>
-        <w:rPr>
-          <w:rFonts w:ascii="Georgia" w:hAnsi="Georgia" w:cs="Georgia"/>
-          <w:b w:val="0"/>
-          <w:i/>
-          <w:color w:val="222222"/>
-          <w:sz w:val="19"/>
-        </w:rPr>
-        <w:t>The old tellings are gentle about the doors a hero leaves closed. A road not walked is not a road lost, the Circle says, only a road lent to someone else. Every path in these pages was true; a Guardian simply cannot be three heroes at once, and the year apart is the world's kind way of asking each of them who they most wish to become.</w:t>
-      </w:r>
-    </w:p>
-    <w:p>
-      <w:pPr>
-        <w:keepNext/>
-        <w:spacing w:before="120" w:after="40"/>
-        <w:jc w:val="center"/>
-      </w:pPr>
-      <w:r>
-        <w:drawing>
-          <wp:inline xmlns:a="http://schemas.openxmlformats.org/drawingml/2006/main" xmlns:pic="http://schemas.openxmlformats.org/drawingml/2006/picture">
-            <wp:extent cx="5303520" cy="3531260"/>
-            <wp:docPr id="4" name="Picture 4"/>
-            <wp:cNvGraphicFramePr>
-              <a:graphicFrameLocks noChangeAspect="1"/>
-            </wp:cNvGraphicFramePr>
-            <a:graphic>
-              <a:graphicData uri="http://schemas.openxmlformats.org/drawingml/2006/picture">
-                <pic:pic>
-                  <pic:nvPicPr>
-                    <pic:cNvPr id="0" name="image.jpg"/>
-                    <pic:cNvPicPr/>
-                  </pic:nvPicPr>
-                  <pic:blipFill>
-                    <a:blip r:embed="rId13"/>
-                    <a:stretch>
-                      <a:fillRect/>
-                    </a:stretch>
-                  </pic:blipFill>
-                  <pic:spPr>
-                    <a:xfrm>
-                      <a:off x="0" y="0"/>
-                      <a:ext cx="5303520" cy="3531260"/>
-                    </a:xfrm>
-                    <a:prstGeom prst="rect"/>
-                  </pic:spPr>
-                </pic:pic>
-              </a:graphicData>
-            </a:graphic>
-          </wp:inline>
-        </w:drawing>
-      </w:r>
-    </w:p>
-    <w:p>
-      <w:pPr>
-        <w:spacing w:after="140"/>
-        <w:jc w:val="center"/>
-      </w:pPr>
-      <w:r>
-        <w:rPr>
-          <w:rFonts w:ascii="Georgia" w:hAnsi="Georgia" w:cs="Georgia"/>
-          <w:i/>
-          <w:color w:val="888888"/>
-          <w:sz w:val="18"/>
-        </w:rPr>
-        <w:t>The parting at Gearhaven's gates: three friends, three roads, one year.</w:t>
       </w:r>
     </w:p>
     <w:p>
@@ -611,7 +239,7 @@
             <wp:extent cx="2743200" cy="2743200"/>
             <wp:effectExtent l="0" t="0" r="0" b="0"/>
             <wp:wrapSquare wrapText="bothSides"/>
-            <wp:docPr id="5" name="Picture 5"/>
+            <wp:docPr id="1" name="Picture 1"/>
             <wp:cNvGraphicFramePr/>
             <a:graphic xmlns:pic="http://schemas.openxmlformats.org/drawingml/2006/picture">
               <a:graphicData uri="http://schemas.openxmlformats.org/drawingml/2006/picture">
@@ -621,7 +249,7 @@
                     <pic:cNvPicPr/>
                   </pic:nvPicPr>
                   <pic:blipFill>
-                    <a:blip r:embed="rId14"/>
+                    <a:blip r:embed="rId10"/>
                     <a:stretch>
                       <a:fillRect/>
                     </a:stretch>
@@ -1077,7 +705,7 @@
             <wp:extent cx="2743200" cy="2743200"/>
             <wp:effectExtent l="0" t="0" r="0" b="0"/>
             <wp:wrapSquare wrapText="bothSides"/>
-            <wp:docPr id="6" name="Picture 6"/>
+            <wp:docPr id="2" name="Picture 2"/>
             <wp:cNvGraphicFramePr/>
             <a:graphic xmlns:pic="http://schemas.openxmlformats.org/drawingml/2006/picture">
               <a:graphicData uri="http://schemas.openxmlformats.org/drawingml/2006/picture">
@@ -1087,7 +715,7 @@
                     <pic:cNvPicPr/>
                   </pic:nvPicPr>
                   <pic:blipFill>
-                    <a:blip r:embed="rId15"/>
+                    <a:blip r:embed="rId11"/>
                     <a:stretch>
                       <a:fillRect/>
                     </a:stretch>
@@ -1573,7 +1201,7 @@
             <wp:extent cx="2743200" cy="2743200"/>
             <wp:effectExtent l="0" t="0" r="0" b="0"/>
             <wp:wrapSquare wrapText="bothSides"/>
-            <wp:docPr id="7" name="Picture 7"/>
+            <wp:docPr id="3" name="Picture 3"/>
             <wp:cNvGraphicFramePr/>
             <a:graphic xmlns:pic="http://schemas.openxmlformats.org/drawingml/2006/picture">
               <a:graphicData uri="http://schemas.openxmlformats.org/drawingml/2006/picture">
@@ -1583,7 +1211,7 @@
                     <pic:cNvPicPr/>
                   </pic:nvPicPr>
                   <pic:blipFill>
-                    <a:blip r:embed="rId16"/>
+                    <a:blip r:embed="rId12"/>
                     <a:stretch>
                       <a:fillRect/>
                     </a:stretch>
@@ -2217,7 +1845,7 @@
         <w:drawing>
           <wp:inline xmlns:a="http://schemas.openxmlformats.org/drawingml/2006/main" xmlns:pic="http://schemas.openxmlformats.org/drawingml/2006/picture">
             <wp:extent cx="5120640" cy="3410426"/>
-            <wp:docPr id="8" name="Picture 8"/>
+            <wp:docPr id="4" name="Picture 4"/>
             <wp:cNvGraphicFramePr>
               <a:graphicFrameLocks noChangeAspect="1"/>
             </wp:cNvGraphicFramePr>
@@ -2229,7 +1857,7 @@
                     <pic:cNvPicPr/>
                   </pic:nvPicPr>
                   <pic:blipFill>
-                    <a:blip r:embed="rId17"/>
+                    <a:blip r:embed="rId13"/>
                     <a:stretch>
                       <a:fillRect/>
                     </a:stretch>

--- a/characters/path_rewards/warrior_of_breathing_v3.docx
+++ b/characters/path_rewards/warrior_of_breathing_v3.docx
@@ -5,80 +5,7 @@
   <w:body>
     <w:p>
       <w:pPr>
-        <w:spacing w:before="480"/>
-        <w:jc w:val="center"/>
-      </w:pPr>
-      <w:r>
-        <w:rPr>
-          <w:rFonts w:ascii="Georgia" w:hAnsi="Georgia" w:cs="Georgia"/>
-          <w:color w:val="B8860B"/>
-          <w:sz w:val="32"/>
-        </w:rPr>
-        <w:t>✦  ✦  ✦</w:t>
-      </w:r>
-    </w:p>
-    <w:p>
-      <w:pPr>
-        <w:spacing w:before="360"/>
-        <w:jc w:val="center"/>
-      </w:pPr>
-      <w:r>
-        <w:rPr>
-          <w:rFonts w:ascii="Georgia" w:hAnsi="Georgia" w:cs="Georgia"/>
-          <w:b/>
-          <w:color w:val="222222"/>
-          <w:sz w:val="30"/>
-        </w:rPr>
-        <w:t>THE GUARDIANS OF ELARIA</w:t>
-      </w:r>
-    </w:p>
-    <w:p>
-      <w:pPr>
-        <w:jc w:val="center"/>
-      </w:pPr>
-      <w:r>
-        <w:rPr>
-          <w:rFonts w:ascii="Georgia" w:hAnsi="Georgia" w:cs="Georgia"/>
-          <w:b/>
-          <w:color w:val="B8860B"/>
-          <w:sz w:val="60"/>
-        </w:rPr>
-        <w:t>THE THREE DOORS: STABBY</w:t>
-      </w:r>
-    </w:p>
-    <w:p>
-      <w:pPr>
-        <w:jc w:val="center"/>
-      </w:pPr>
-      <w:r>
-        <w:rPr>
-          <w:rFonts w:ascii="Georgia" w:hAnsi="Georgia" w:cs="Georgia"/>
-          <w:b/>
-          <w:color w:val="A0522D"/>
-          <w:sz w:val="34"/>
-        </w:rPr>
-        <w:t>Warrior of Breathing</w:t>
-      </w:r>
-    </w:p>
-    <w:p>
-      <w:pPr>
-        <w:spacing w:before="200" w:after="320"/>
-        <w:jc w:val="center"/>
-      </w:pPr>
-      <w:r>
-        <w:rPr>
-          <w:rFonts w:ascii="Georgia" w:hAnsi="Georgia" w:cs="Georgia"/>
-          <w:i/>
-          <w:color w:val="888888"/>
-          <w:sz w:val="19"/>
-        </w:rPr>
-        <w:t>A player handout for The Guardians of Elaria. Choose your door with open eyes.</w:t>
-      </w:r>
-    </w:p>
-    <w:p>
-      <w:pPr>
         <w:keepNext/>
-        <w:pageBreakBefore/>
         <w:spacing w:before="400" w:after="120"/>
         <w:pBdr>
           <w:bottom w:val="single" w:sz="6" w:space="4" w:color="B8860B"/>
